--- a/docs/SBP - Derogative Terms.docx
+++ b/docs/SBP - Derogative Terms.docx
@@ -1,6 +1,6 @@
 
 <file path=word/document.xml><?xml version="1.0" encoding="utf-8"?>
-<w:document xmlns:wpc="http://schemas.microsoft.com/office/word/2010/wordprocessingCanvas" xmlns:cx="http://schemas.microsoft.com/office/drawing/2014/chartex" xmlns:cx1="http://schemas.microsoft.com/office/drawing/2015/9/8/chartex" xmlns:cx2="http://schemas.microsoft.com/office/drawing/2015/10/21/chartex" xmlns:cx3="http://schemas.microsoft.com/office/drawing/2016/5/9/chartex" xmlns:cx4="http://schemas.microsoft.com/office/drawing/2016/5/10/chartex" xmlns:cx5="http://schemas.microsoft.com/office/drawing/2016/5/11/chartex" xmlns:cx6="http://schemas.microsoft.com/office/drawing/2016/5/12/chartex" xmlns:cx7="http://schemas.microsoft.com/office/drawing/2016/5/13/chartex" xmlns:cx8="http://schemas.microsoft.com/office/drawing/2016/5/14/chartex" xmlns:mc="http://schemas.openxmlformats.org/markup-compatibility/2006" xmlns:aink="http://schemas.microsoft.com/office/drawing/2016/ink" xmlns:am3d="http://schemas.microsoft.com/office/drawing/2017/model3d" xmlns:o="urn:schemas-microsoft-com:office:office" xmlns:oel="http://schemas.microsoft.com/office/2019/extlst" xmlns:r="http://schemas.openxmlformats.org/officeDocument/2006/relationships" xmlns:m="http://schemas.openxmlformats.org/officeDocument/2006/math" xmlns:v="urn:schemas-microsoft-com:vml" xmlns:wp14="http://schemas.microsoft.com/office/word/2010/wordprocessingDrawing" xmlns:wp="http://schemas.openxmlformats.org/drawingml/2006/wordprocessingDrawing" xmlns:w10="urn:schemas-microsoft-com:office:word" xmlns:w="http://schemas.openxmlformats.org/wordprocessingml/2006/main" xmlns:w14="http://schemas.microsoft.com/office/word/2010/wordml" xmlns:w15="http://schemas.microsoft.com/office/word/2012/wordml" xmlns:w16cex="http://schemas.microsoft.com/office/word/2018/wordml/cex" xmlns:w16cid="http://schemas.microsoft.com/office/word/2016/wordml/cid" xmlns:w16="http://schemas.microsoft.com/office/word/2018/wordml" xmlns:w16sdtdh="http://schemas.microsoft.com/office/word/2020/wordml/sdtdatahash" xmlns:w16se="http://schemas.microsoft.com/office/word/2015/wordml/symex" xmlns:wpg="http://schemas.microsoft.com/office/word/2010/wordprocessingGroup" xmlns:wpi="http://schemas.microsoft.com/office/word/2010/wordprocessingInk" xmlns:wne="http://schemas.microsoft.com/office/word/2006/wordml" xmlns:wps="http://schemas.microsoft.com/office/word/2010/wordprocessingShape" mc:Ignorable="w14 w15 w16se w16cid w16 w16cex w16sdtdh wp14">
+<w:document xmlns:wpc="http://schemas.microsoft.com/office/word/2010/wordprocessingCanvas" xmlns:cx="http://schemas.microsoft.com/office/drawing/2014/chartex" xmlns:cx1="http://schemas.microsoft.com/office/drawing/2015/9/8/chartex" xmlns:cx2="http://schemas.microsoft.com/office/drawing/2015/10/21/chartex" xmlns:cx3="http://schemas.microsoft.com/office/drawing/2016/5/9/chartex" xmlns:cx4="http://schemas.microsoft.com/office/drawing/2016/5/10/chartex" xmlns:cx5="http://schemas.microsoft.com/office/drawing/2016/5/11/chartex" xmlns:cx6="http://schemas.microsoft.com/office/drawing/2016/5/12/chartex" xmlns:cx7="http://schemas.microsoft.com/office/drawing/2016/5/13/chartex" xmlns:cx8="http://schemas.microsoft.com/office/drawing/2016/5/14/chartex" xmlns:mc="http://schemas.openxmlformats.org/markup-compatibility/2006" xmlns:aink="http://schemas.microsoft.com/office/drawing/2016/ink" xmlns:am3d="http://schemas.microsoft.com/office/drawing/2017/model3d" xmlns:o="urn:schemas-microsoft-com:office:office" xmlns:oel="http://schemas.microsoft.com/office/2019/extlst" xmlns:r="http://schemas.openxmlformats.org/officeDocument/2006/relationships" xmlns:m="http://schemas.openxmlformats.org/officeDocument/2006/math" xmlns:v="urn:schemas-microsoft-com:vml" xmlns:wp14="http://schemas.microsoft.com/office/word/2010/wordprocessingDrawing" xmlns:wp="http://schemas.openxmlformats.org/drawingml/2006/wordprocessingDrawing" xmlns:w10="urn:schemas-microsoft-com:office:word" xmlns:w="http://schemas.openxmlformats.org/wordprocessingml/2006/main" xmlns:w14="http://schemas.microsoft.com/office/word/2010/wordml" xmlns:w15="http://schemas.microsoft.com/office/word/2012/wordml" xmlns:w16cex="http://schemas.microsoft.com/office/word/2018/wordml/cex" xmlns:w16cid="http://schemas.microsoft.com/office/word/2016/wordml/cid" xmlns:w16="http://schemas.microsoft.com/office/word/2018/wordml" xmlns:w16du="http://schemas.microsoft.com/office/word/2023/wordml/word16du" xmlns:w16sdtdh="http://schemas.microsoft.com/office/word/2020/wordml/sdtdatahash" xmlns:w16sdtfl="http://schemas.microsoft.com/office/word/2024/wordml/sdtformatlock" xmlns:w16se="http://schemas.microsoft.com/office/word/2015/wordml/symex" xmlns:wpg="http://schemas.microsoft.com/office/word/2010/wordprocessingGroup" xmlns:wpi="http://schemas.microsoft.com/office/word/2010/wordprocessingInk" xmlns:wne="http://schemas.microsoft.com/office/word/2006/wordml" xmlns:wps="http://schemas.microsoft.com/office/word/2010/wordprocessingShape" mc:Ignorable="w14 w15 w16se w16cid w16 w16cex w16sdtdh w16sdtfl w16du wp14">
   <w:body>
     <w:p>
       <w:pPr>
@@ -637,7 +637,7 @@
         </w:rPr>
         <w:lastRenderedPageBreak/>
         <w:drawing>
-          <wp:inline distT="0" distB="0" distL="0" distR="0" wp14:anchorId="738DFA8D" wp14:editId="305A52F7">
+          <wp:inline distT="0" distB="0" distL="0" distR="0" wp14:anchorId="738DFA8D" wp14:editId="2F7A7368">
             <wp:extent cx="2800042" cy="1723546"/>
             <wp:effectExtent l="0" t="0" r="635" b="0"/>
             <wp:docPr id="6" name="Picture 6" descr="Chart, line chart&#10;&#10;Description automatically generated"/>
@@ -823,15 +823,7 @@
         <w:fldChar w:fldCharType="end"/>
       </w:r>
       <w:r>
-        <w:t xml:space="preserve">. Scholars of linguistics, culture, and communication have started to take notice and </w:t>
-      </w:r>
-      <w:proofErr w:type="gramStart"/>
-      <w:r>
-        <w:t>offer an explanation for</w:t>
-      </w:r>
-      <w:proofErr w:type="gramEnd"/>
-      <w:r>
-        <w:t xml:space="preserve"> this shift. </w:t>
+        <w:t xml:space="preserve">. Scholars of linguistics, culture, and communication have started to take notice and offer an explanation for this shift. </w:t>
       </w:r>
       <w:r>
         <w:t>A</w:t>
@@ -4624,7 +4616,7 @@
         <w:rPr>
           <w:rStyle w:val="CommentReference"/>
         </w:rPr>
-        <w:t>w</w:t>
+        <w:t>W</w:t>
       </w:r>
       <w:r>
         <w:t xml:space="preserve">hile positive tone tweets shared a theme of self-descriptor, or a way that Venezuelan men and women refer to themselves; for </w:t>
@@ -5803,7 +5795,7 @@
 </file>
 
 <file path=word/comments.xml><?xml version="1.0" encoding="utf-8"?>
-<w:comments xmlns:wpc="http://schemas.microsoft.com/office/word/2010/wordprocessingCanvas" xmlns:cx="http://schemas.microsoft.com/office/drawing/2014/chartex" xmlns:cx1="http://schemas.microsoft.com/office/drawing/2015/9/8/chartex" xmlns:cx2="http://schemas.microsoft.com/office/drawing/2015/10/21/chartex" xmlns:cx3="http://schemas.microsoft.com/office/drawing/2016/5/9/chartex" xmlns:cx4="http://schemas.microsoft.com/office/drawing/2016/5/10/chartex" xmlns:cx5="http://schemas.microsoft.com/office/drawing/2016/5/11/chartex" xmlns:cx6="http://schemas.microsoft.com/office/drawing/2016/5/12/chartex" xmlns:cx7="http://schemas.microsoft.com/office/drawing/2016/5/13/chartex" xmlns:cx8="http://schemas.microsoft.com/office/drawing/2016/5/14/chartex" xmlns:mc="http://schemas.openxmlformats.org/markup-compatibility/2006" xmlns:aink="http://schemas.microsoft.com/office/drawing/2016/ink" xmlns:am3d="http://schemas.microsoft.com/office/drawing/2017/model3d" xmlns:o="urn:schemas-microsoft-com:office:office" xmlns:oel="http://schemas.microsoft.com/office/2019/extlst" xmlns:r="http://schemas.openxmlformats.org/officeDocument/2006/relationships" xmlns:m="http://schemas.openxmlformats.org/officeDocument/2006/math" xmlns:v="urn:schemas-microsoft-com:vml" xmlns:wp14="http://schemas.microsoft.com/office/word/2010/wordprocessingDrawing" xmlns:wp="http://schemas.openxmlformats.org/drawingml/2006/wordprocessingDrawing" xmlns:w10="urn:schemas-microsoft-com:office:word" xmlns:w="http://schemas.openxmlformats.org/wordprocessingml/2006/main" xmlns:w14="http://schemas.microsoft.com/office/word/2010/wordml" xmlns:w15="http://schemas.microsoft.com/office/word/2012/wordml" xmlns:w16cex="http://schemas.microsoft.com/office/word/2018/wordml/cex" xmlns:w16cid="http://schemas.microsoft.com/office/word/2016/wordml/cid" xmlns:w16="http://schemas.microsoft.com/office/word/2018/wordml" xmlns:w16sdtdh="http://schemas.microsoft.com/office/word/2020/wordml/sdtdatahash" xmlns:w16se="http://schemas.microsoft.com/office/word/2015/wordml/symex" xmlns:wpg="http://schemas.microsoft.com/office/word/2010/wordprocessingGroup" xmlns:wpi="http://schemas.microsoft.com/office/word/2010/wordprocessingInk" xmlns:wne="http://schemas.microsoft.com/office/word/2006/wordml" xmlns:wps="http://schemas.microsoft.com/office/word/2010/wordprocessingShape" mc:Ignorable="w14 w15 w16se w16cid w16 w16cex w16sdtdh wp14">
+<w:comments xmlns:wpc="http://schemas.microsoft.com/office/word/2010/wordprocessingCanvas" xmlns:cx="http://schemas.microsoft.com/office/drawing/2014/chartex" xmlns:cx1="http://schemas.microsoft.com/office/drawing/2015/9/8/chartex" xmlns:cx2="http://schemas.microsoft.com/office/drawing/2015/10/21/chartex" xmlns:cx3="http://schemas.microsoft.com/office/drawing/2016/5/9/chartex" xmlns:cx4="http://schemas.microsoft.com/office/drawing/2016/5/10/chartex" xmlns:cx5="http://schemas.microsoft.com/office/drawing/2016/5/11/chartex" xmlns:cx6="http://schemas.microsoft.com/office/drawing/2016/5/12/chartex" xmlns:cx7="http://schemas.microsoft.com/office/drawing/2016/5/13/chartex" xmlns:cx8="http://schemas.microsoft.com/office/drawing/2016/5/14/chartex" xmlns:mc="http://schemas.openxmlformats.org/markup-compatibility/2006" xmlns:aink="http://schemas.microsoft.com/office/drawing/2016/ink" xmlns:am3d="http://schemas.microsoft.com/office/drawing/2017/model3d" xmlns:o="urn:schemas-microsoft-com:office:office" xmlns:oel="http://schemas.microsoft.com/office/2019/extlst" xmlns:r="http://schemas.openxmlformats.org/officeDocument/2006/relationships" xmlns:m="http://schemas.openxmlformats.org/officeDocument/2006/math" xmlns:v="urn:schemas-microsoft-com:vml" xmlns:wp14="http://schemas.microsoft.com/office/word/2010/wordprocessingDrawing" xmlns:wp="http://schemas.openxmlformats.org/drawingml/2006/wordprocessingDrawing" xmlns:w10="urn:schemas-microsoft-com:office:word" xmlns:w="http://schemas.openxmlformats.org/wordprocessingml/2006/main" xmlns:w14="http://schemas.microsoft.com/office/word/2010/wordml" xmlns:w15="http://schemas.microsoft.com/office/word/2012/wordml" xmlns:w16cex="http://schemas.microsoft.com/office/word/2018/wordml/cex" xmlns:w16cid="http://schemas.microsoft.com/office/word/2016/wordml/cid" xmlns:w16="http://schemas.microsoft.com/office/word/2018/wordml" xmlns:w16du="http://schemas.microsoft.com/office/word/2023/wordml/word16du" xmlns:w16sdtdh="http://schemas.microsoft.com/office/word/2020/wordml/sdtdatahash" xmlns:w16sdtfl="http://schemas.microsoft.com/office/word/2024/wordml/sdtformatlock" xmlns:w16se="http://schemas.microsoft.com/office/word/2015/wordml/symex" xmlns:wpg="http://schemas.microsoft.com/office/word/2010/wordprocessingGroup" xmlns:wpi="http://schemas.microsoft.com/office/word/2010/wordprocessingInk" xmlns:wne="http://schemas.microsoft.com/office/word/2006/wordml" xmlns:wps="http://schemas.microsoft.com/office/word/2010/wordprocessingShape" mc:Ignorable="w14 w15 w16se w16cid w16 w16cex w16sdtdh w16sdtfl w16du wp14">
   <w:comment w:id="1" w:author="MARTINEZ SALCEDO, JOSEPH" w:date="2023-07-05T10:20:00Z" w:initials="MSJ">
     <w:p>
       <w:pPr>
@@ -5962,7 +5954,7 @@
 </file>
 
 <file path=word/commentsExtended.xml><?xml version="1.0" encoding="utf-8"?>
-<w15:commentsEx xmlns:wpc="http://schemas.microsoft.com/office/word/2010/wordprocessingCanvas" xmlns:cx="http://schemas.microsoft.com/office/drawing/2014/chartex" xmlns:cx1="http://schemas.microsoft.com/office/drawing/2015/9/8/chartex" xmlns:cx2="http://schemas.microsoft.com/office/drawing/2015/10/21/chartex" xmlns:cx3="http://schemas.microsoft.com/office/drawing/2016/5/9/chartex" xmlns:cx4="http://schemas.microsoft.com/office/drawing/2016/5/10/chartex" xmlns:cx5="http://schemas.microsoft.com/office/drawing/2016/5/11/chartex" xmlns:cx6="http://schemas.microsoft.com/office/drawing/2016/5/12/chartex" xmlns:cx7="http://schemas.microsoft.com/office/drawing/2016/5/13/chartex" xmlns:cx8="http://schemas.microsoft.com/office/drawing/2016/5/14/chartex" xmlns:mc="http://schemas.openxmlformats.org/markup-compatibility/2006" xmlns:aink="http://schemas.microsoft.com/office/drawing/2016/ink" xmlns:am3d="http://schemas.microsoft.com/office/drawing/2017/model3d" xmlns:o="urn:schemas-microsoft-com:office:office" xmlns:oel="http://schemas.microsoft.com/office/2019/extlst" xmlns:r="http://schemas.openxmlformats.org/officeDocument/2006/relationships" xmlns:m="http://schemas.openxmlformats.org/officeDocument/2006/math" xmlns:v="urn:schemas-microsoft-com:vml" xmlns:wp14="http://schemas.microsoft.com/office/word/2010/wordprocessingDrawing" xmlns:wp="http://schemas.openxmlformats.org/drawingml/2006/wordprocessingDrawing" xmlns:w10="urn:schemas-microsoft-com:office:word" xmlns:w="http://schemas.openxmlformats.org/wordprocessingml/2006/main" xmlns:w14="http://schemas.microsoft.com/office/word/2010/wordml" xmlns:w15="http://schemas.microsoft.com/office/word/2012/wordml" xmlns:w16cex="http://schemas.microsoft.com/office/word/2018/wordml/cex" xmlns:w16cid="http://schemas.microsoft.com/office/word/2016/wordml/cid" xmlns:w16="http://schemas.microsoft.com/office/word/2018/wordml" xmlns:w16sdtdh="http://schemas.microsoft.com/office/word/2020/wordml/sdtdatahash" xmlns:w16se="http://schemas.microsoft.com/office/word/2015/wordml/symex" xmlns:wpg="http://schemas.microsoft.com/office/word/2010/wordprocessingGroup" xmlns:wpi="http://schemas.microsoft.com/office/word/2010/wordprocessingInk" xmlns:wne="http://schemas.microsoft.com/office/word/2006/wordml" xmlns:wps="http://schemas.microsoft.com/office/word/2010/wordprocessingShape" mc:Ignorable="w14 w15 w16se w16cid w16 w16cex w16sdtdh wp14">
+<w15:commentsEx xmlns:wpc="http://schemas.microsoft.com/office/word/2010/wordprocessingCanvas" xmlns:cx="http://schemas.microsoft.com/office/drawing/2014/chartex" xmlns:cx1="http://schemas.microsoft.com/office/drawing/2015/9/8/chartex" xmlns:cx2="http://schemas.microsoft.com/office/drawing/2015/10/21/chartex" xmlns:cx3="http://schemas.microsoft.com/office/drawing/2016/5/9/chartex" xmlns:cx4="http://schemas.microsoft.com/office/drawing/2016/5/10/chartex" xmlns:cx5="http://schemas.microsoft.com/office/drawing/2016/5/11/chartex" xmlns:cx6="http://schemas.microsoft.com/office/drawing/2016/5/12/chartex" xmlns:cx7="http://schemas.microsoft.com/office/drawing/2016/5/13/chartex" xmlns:cx8="http://schemas.microsoft.com/office/drawing/2016/5/14/chartex" xmlns:mc="http://schemas.openxmlformats.org/markup-compatibility/2006" xmlns:aink="http://schemas.microsoft.com/office/drawing/2016/ink" xmlns:am3d="http://schemas.microsoft.com/office/drawing/2017/model3d" xmlns:o="urn:schemas-microsoft-com:office:office" xmlns:oel="http://schemas.microsoft.com/office/2019/extlst" xmlns:r="http://schemas.openxmlformats.org/officeDocument/2006/relationships" xmlns:m="http://schemas.openxmlformats.org/officeDocument/2006/math" xmlns:v="urn:schemas-microsoft-com:vml" xmlns:wp14="http://schemas.microsoft.com/office/word/2010/wordprocessingDrawing" xmlns:wp="http://schemas.openxmlformats.org/drawingml/2006/wordprocessingDrawing" xmlns:w10="urn:schemas-microsoft-com:office:word" xmlns:w="http://schemas.openxmlformats.org/wordprocessingml/2006/main" xmlns:w14="http://schemas.microsoft.com/office/word/2010/wordml" xmlns:w15="http://schemas.microsoft.com/office/word/2012/wordml" xmlns:w16cex="http://schemas.microsoft.com/office/word/2018/wordml/cex" xmlns:w16cid="http://schemas.microsoft.com/office/word/2016/wordml/cid" xmlns:w16="http://schemas.microsoft.com/office/word/2018/wordml" xmlns:w16du="http://schemas.microsoft.com/office/word/2023/wordml/word16du" xmlns:w16sdtdh="http://schemas.microsoft.com/office/word/2020/wordml/sdtdatahash" xmlns:w16sdtfl="http://schemas.microsoft.com/office/word/2024/wordml/sdtformatlock" xmlns:w16se="http://schemas.microsoft.com/office/word/2015/wordml/symex" xmlns:wpg="http://schemas.microsoft.com/office/word/2010/wordprocessingGroup" xmlns:wpi="http://schemas.microsoft.com/office/word/2010/wordprocessingInk" xmlns:wne="http://schemas.microsoft.com/office/word/2006/wordml" xmlns:wps="http://schemas.microsoft.com/office/word/2010/wordprocessingShape" mc:Ignorable="w14 w15 w16se w16cid w16 w16cex w16sdtdh w16sdtfl w16du wp14">
   <w15:commentEx w15:paraId="3CA48E58" w15:done="0"/>
   <w15:commentEx w15:paraId="3A2733FC" w15:done="0"/>
   <w15:commentEx w15:paraId="4BAA6804" w15:done="0"/>
@@ -5975,7 +5967,7 @@
 </file>
 
 <file path=word/commentsExtensible.xml><?xml version="1.0" encoding="utf-8"?>
-<w16cex:commentsExtensible xmlns:wpc="http://schemas.microsoft.com/office/word/2010/wordprocessingCanvas" xmlns:cx="http://schemas.microsoft.com/office/drawing/2014/chartex" xmlns:cx1="http://schemas.microsoft.com/office/drawing/2015/9/8/chartex" xmlns:cx2="http://schemas.microsoft.com/office/drawing/2015/10/21/chartex" xmlns:cx3="http://schemas.microsoft.com/office/drawing/2016/5/9/chartex" xmlns:cx4="http://schemas.microsoft.com/office/drawing/2016/5/10/chartex" xmlns:cx5="http://schemas.microsoft.com/office/drawing/2016/5/11/chartex" xmlns:cx6="http://schemas.microsoft.com/office/drawing/2016/5/12/chartex" xmlns:cx7="http://schemas.microsoft.com/office/drawing/2016/5/13/chartex" xmlns:cx8="http://schemas.microsoft.com/office/drawing/2016/5/14/chartex" xmlns:cr="http://schemas.microsoft.com/office/comments/2020/reactions" xmlns:mc="http://schemas.openxmlformats.org/markup-compatibility/2006" xmlns:aink="http://schemas.microsoft.com/office/drawing/2016/ink" xmlns:am3d="http://schemas.microsoft.com/office/drawing/2017/model3d" xmlns:o="urn:schemas-microsoft-com:office:office" xmlns:oel="http://schemas.microsoft.com/office/2019/extlst" xmlns:r="http://schemas.openxmlformats.org/officeDocument/2006/relationships" xmlns:m="http://schemas.openxmlformats.org/officeDocument/2006/math" xmlns:v="urn:schemas-microsoft-com:vml" xmlns:wp14="http://schemas.microsoft.com/office/word/2010/wordprocessingDrawing" xmlns:wp="http://schemas.openxmlformats.org/drawingml/2006/wordprocessingDrawing" xmlns:w10="urn:schemas-microsoft-com:office:word" xmlns:w="http://schemas.openxmlformats.org/wordprocessingml/2006/main" xmlns:w14="http://schemas.microsoft.com/office/word/2010/wordml" xmlns:w15="http://schemas.microsoft.com/office/word/2012/wordml" xmlns:w16cex="http://schemas.microsoft.com/office/word/2018/wordml/cex" xmlns:w16cid="http://schemas.microsoft.com/office/word/2016/wordml/cid" xmlns:w16="http://schemas.microsoft.com/office/word/2018/wordml" xmlns:w16sdtdh="http://schemas.microsoft.com/office/word/2020/wordml/sdtdatahash" xmlns:w16se="http://schemas.microsoft.com/office/word/2015/wordml/symex" xmlns:wpg="http://schemas.microsoft.com/office/word/2010/wordprocessingGroup" xmlns:wpi="http://schemas.microsoft.com/office/word/2010/wordprocessingInk" xmlns:wne="http://schemas.microsoft.com/office/word/2006/wordml" xmlns:wps="http://schemas.microsoft.com/office/word/2010/wordprocessingShape" mc:Ignorable="w14 w15 w16se w16cid w16 w16cex w16sdtdh cr wp14">
+<w16cex:commentsExtensible xmlns:wpc="http://schemas.microsoft.com/office/word/2010/wordprocessingCanvas" xmlns:cx="http://schemas.microsoft.com/office/drawing/2014/chartex" xmlns:cx1="http://schemas.microsoft.com/office/drawing/2015/9/8/chartex" xmlns:cx2="http://schemas.microsoft.com/office/drawing/2015/10/21/chartex" xmlns:cx3="http://schemas.microsoft.com/office/drawing/2016/5/9/chartex" xmlns:cx4="http://schemas.microsoft.com/office/drawing/2016/5/10/chartex" xmlns:cx5="http://schemas.microsoft.com/office/drawing/2016/5/11/chartex" xmlns:cx6="http://schemas.microsoft.com/office/drawing/2016/5/12/chartex" xmlns:cx7="http://schemas.microsoft.com/office/drawing/2016/5/13/chartex" xmlns:cx8="http://schemas.microsoft.com/office/drawing/2016/5/14/chartex" xmlns:cr="http://schemas.microsoft.com/office/comments/2020/reactions" xmlns:mc="http://schemas.openxmlformats.org/markup-compatibility/2006" xmlns:aink="http://schemas.microsoft.com/office/drawing/2016/ink" xmlns:am3d="http://schemas.microsoft.com/office/drawing/2017/model3d" xmlns:o="urn:schemas-microsoft-com:office:office" xmlns:oel="http://schemas.microsoft.com/office/2019/extlst" xmlns:r="http://schemas.openxmlformats.org/officeDocument/2006/relationships" xmlns:m="http://schemas.openxmlformats.org/officeDocument/2006/math" xmlns:v="urn:schemas-microsoft-com:vml" xmlns:wp14="http://schemas.microsoft.com/office/word/2010/wordprocessingDrawing" xmlns:wp="http://schemas.openxmlformats.org/drawingml/2006/wordprocessingDrawing" xmlns:w10="urn:schemas-microsoft-com:office:word" xmlns:w="http://schemas.openxmlformats.org/wordprocessingml/2006/main" xmlns:w14="http://schemas.microsoft.com/office/word/2010/wordml" xmlns:w15="http://schemas.microsoft.com/office/word/2012/wordml" xmlns:w16cex="http://schemas.microsoft.com/office/word/2018/wordml/cex" xmlns:w16cid="http://schemas.microsoft.com/office/word/2016/wordml/cid" xmlns:w16="http://schemas.microsoft.com/office/word/2018/wordml" xmlns:w16du="http://schemas.microsoft.com/office/word/2023/wordml/word16du" xmlns:w16sdtdh="http://schemas.microsoft.com/office/word/2020/wordml/sdtdatahash" xmlns:w16sdtfl="http://schemas.microsoft.com/office/word/2024/wordml/sdtformatlock" xmlns:w16se="http://schemas.microsoft.com/office/word/2015/wordml/symex" xmlns:wpg="http://schemas.microsoft.com/office/word/2010/wordprocessingGroup" xmlns:wpi="http://schemas.microsoft.com/office/word/2010/wordprocessingInk" xmlns:wne="http://schemas.microsoft.com/office/word/2006/wordml" xmlns:wps="http://schemas.microsoft.com/office/word/2010/wordprocessingShape" mc:Ignorable="w14 w15 w16se w16cid w16 w16cex w16sdtdh w16sdtfl cr w16du wp14">
   <w16cex:commentExtensible w16cex:durableId="284FC284" w16cex:dateUtc="2023-07-05T14:20:00Z"/>
   <w16cex:commentExtensible w16cex:durableId="284FC24F" w16cex:dateUtc="2023-07-05T14:19:00Z"/>
   <w16cex:commentExtensible w16cex:durableId="284FC332" w16cex:dateUtc="2023-07-05T14:23:00Z"/>
@@ -5988,7 +5980,7 @@
 </file>
 
 <file path=word/commentsIds.xml><?xml version="1.0" encoding="utf-8"?>
-<w16cid:commentsIds xmlns:wpc="http://schemas.microsoft.com/office/word/2010/wordprocessingCanvas" xmlns:cx="http://schemas.microsoft.com/office/drawing/2014/chartex" xmlns:cx1="http://schemas.microsoft.com/office/drawing/2015/9/8/chartex" xmlns:cx2="http://schemas.microsoft.com/office/drawing/2015/10/21/chartex" xmlns:cx3="http://schemas.microsoft.com/office/drawing/2016/5/9/chartex" xmlns:cx4="http://schemas.microsoft.com/office/drawing/2016/5/10/chartex" xmlns:cx5="http://schemas.microsoft.com/office/drawing/2016/5/11/chartex" xmlns:cx6="http://schemas.microsoft.com/office/drawing/2016/5/12/chartex" xmlns:cx7="http://schemas.microsoft.com/office/drawing/2016/5/13/chartex" xmlns:cx8="http://schemas.microsoft.com/office/drawing/2016/5/14/chartex" xmlns:mc="http://schemas.openxmlformats.org/markup-compatibility/2006" xmlns:aink="http://schemas.microsoft.com/office/drawing/2016/ink" xmlns:am3d="http://schemas.microsoft.com/office/drawing/2017/model3d" xmlns:o="urn:schemas-microsoft-com:office:office" xmlns:oel="http://schemas.microsoft.com/office/2019/extlst" xmlns:r="http://schemas.openxmlformats.org/officeDocument/2006/relationships" xmlns:m="http://schemas.openxmlformats.org/officeDocument/2006/math" xmlns:v="urn:schemas-microsoft-com:vml" xmlns:wp14="http://schemas.microsoft.com/office/word/2010/wordprocessingDrawing" xmlns:wp="http://schemas.openxmlformats.org/drawingml/2006/wordprocessingDrawing" xmlns:w10="urn:schemas-microsoft-com:office:word" xmlns:w="http://schemas.openxmlformats.org/wordprocessingml/2006/main" xmlns:w14="http://schemas.microsoft.com/office/word/2010/wordml" xmlns:w15="http://schemas.microsoft.com/office/word/2012/wordml" xmlns:w16cex="http://schemas.microsoft.com/office/word/2018/wordml/cex" xmlns:w16cid="http://schemas.microsoft.com/office/word/2016/wordml/cid" xmlns:w16="http://schemas.microsoft.com/office/word/2018/wordml" xmlns:w16sdtdh="http://schemas.microsoft.com/office/word/2020/wordml/sdtdatahash" xmlns:w16se="http://schemas.microsoft.com/office/word/2015/wordml/symex" xmlns:wpg="http://schemas.microsoft.com/office/word/2010/wordprocessingGroup" xmlns:wpi="http://schemas.microsoft.com/office/word/2010/wordprocessingInk" xmlns:wne="http://schemas.microsoft.com/office/word/2006/wordml" xmlns:wps="http://schemas.microsoft.com/office/word/2010/wordprocessingShape" mc:Ignorable="w14 w15 w16se w16cid w16 w16cex w16sdtdh wp14">
+<w16cid:commentsIds xmlns:wpc="http://schemas.microsoft.com/office/word/2010/wordprocessingCanvas" xmlns:cx="http://schemas.microsoft.com/office/drawing/2014/chartex" xmlns:cx1="http://schemas.microsoft.com/office/drawing/2015/9/8/chartex" xmlns:cx2="http://schemas.microsoft.com/office/drawing/2015/10/21/chartex" xmlns:cx3="http://schemas.microsoft.com/office/drawing/2016/5/9/chartex" xmlns:cx4="http://schemas.microsoft.com/office/drawing/2016/5/10/chartex" xmlns:cx5="http://schemas.microsoft.com/office/drawing/2016/5/11/chartex" xmlns:cx6="http://schemas.microsoft.com/office/drawing/2016/5/12/chartex" xmlns:cx7="http://schemas.microsoft.com/office/drawing/2016/5/13/chartex" xmlns:cx8="http://schemas.microsoft.com/office/drawing/2016/5/14/chartex" xmlns:mc="http://schemas.openxmlformats.org/markup-compatibility/2006" xmlns:aink="http://schemas.microsoft.com/office/drawing/2016/ink" xmlns:am3d="http://schemas.microsoft.com/office/drawing/2017/model3d" xmlns:o="urn:schemas-microsoft-com:office:office" xmlns:oel="http://schemas.microsoft.com/office/2019/extlst" xmlns:r="http://schemas.openxmlformats.org/officeDocument/2006/relationships" xmlns:m="http://schemas.openxmlformats.org/officeDocument/2006/math" xmlns:v="urn:schemas-microsoft-com:vml" xmlns:wp14="http://schemas.microsoft.com/office/word/2010/wordprocessingDrawing" xmlns:wp="http://schemas.openxmlformats.org/drawingml/2006/wordprocessingDrawing" xmlns:w10="urn:schemas-microsoft-com:office:word" xmlns:w="http://schemas.openxmlformats.org/wordprocessingml/2006/main" xmlns:w14="http://schemas.microsoft.com/office/word/2010/wordml" xmlns:w15="http://schemas.microsoft.com/office/word/2012/wordml" xmlns:w16cex="http://schemas.microsoft.com/office/word/2018/wordml/cex" xmlns:w16cid="http://schemas.microsoft.com/office/word/2016/wordml/cid" xmlns:w16="http://schemas.microsoft.com/office/word/2018/wordml" xmlns:w16du="http://schemas.microsoft.com/office/word/2023/wordml/word16du" xmlns:w16sdtdh="http://schemas.microsoft.com/office/word/2020/wordml/sdtdatahash" xmlns:w16sdtfl="http://schemas.microsoft.com/office/word/2024/wordml/sdtformatlock" xmlns:w16se="http://schemas.microsoft.com/office/word/2015/wordml/symex" xmlns:wpg="http://schemas.microsoft.com/office/word/2010/wordprocessingGroup" xmlns:wpi="http://schemas.microsoft.com/office/word/2010/wordprocessingInk" xmlns:wne="http://schemas.microsoft.com/office/word/2006/wordml" xmlns:wps="http://schemas.microsoft.com/office/word/2010/wordprocessingShape" mc:Ignorable="w14 w15 w16se w16cid w16 w16cex w16sdtdh w16sdtfl w16du wp14">
   <w16cid:commentId w16cid:paraId="3CA48E58" w16cid:durableId="284FC284"/>
   <w16cid:commentId w16cid:paraId="3A2733FC" w16cid:durableId="284FC24F"/>
   <w16cid:commentId w16cid:paraId="4BAA6804" w16cid:durableId="284FC332"/>
@@ -6001,7 +5993,7 @@
 </file>
 
 <file path=word/endnotes.xml><?xml version="1.0" encoding="utf-8"?>
-<w:endnotes xmlns:wpc="http://schemas.microsoft.com/office/word/2010/wordprocessingCanvas" xmlns:cx="http://schemas.microsoft.com/office/drawing/2014/chartex" xmlns:cx1="http://schemas.microsoft.com/office/drawing/2015/9/8/chartex" xmlns:cx2="http://schemas.microsoft.com/office/drawing/2015/10/21/chartex" xmlns:cx3="http://schemas.microsoft.com/office/drawing/2016/5/9/chartex" xmlns:cx4="http://schemas.microsoft.com/office/drawing/2016/5/10/chartex" xmlns:cx5="http://schemas.microsoft.com/office/drawing/2016/5/11/chartex" xmlns:cx6="http://schemas.microsoft.com/office/drawing/2016/5/12/chartex" xmlns:cx7="http://schemas.microsoft.com/office/drawing/2016/5/13/chartex" xmlns:cx8="http://schemas.microsoft.com/office/drawing/2016/5/14/chartex" xmlns:mc="http://schemas.openxmlformats.org/markup-compatibility/2006" xmlns:aink="http://schemas.microsoft.com/office/drawing/2016/ink" xmlns:am3d="http://schemas.microsoft.com/office/drawing/2017/model3d" xmlns:o="urn:schemas-microsoft-com:office:office" xmlns:oel="http://schemas.microsoft.com/office/2019/extlst" xmlns:r="http://schemas.openxmlformats.org/officeDocument/2006/relationships" xmlns:m="http://schemas.openxmlformats.org/officeDocument/2006/math" xmlns:v="urn:schemas-microsoft-com:vml" xmlns:wp14="http://schemas.microsoft.com/office/word/2010/wordprocessingDrawing" xmlns:wp="http://schemas.openxmlformats.org/drawingml/2006/wordprocessingDrawing" xmlns:w10="urn:schemas-microsoft-com:office:word" xmlns:w="http://schemas.openxmlformats.org/wordprocessingml/2006/main" xmlns:w14="http://schemas.microsoft.com/office/word/2010/wordml" xmlns:w15="http://schemas.microsoft.com/office/word/2012/wordml" xmlns:w16cex="http://schemas.microsoft.com/office/word/2018/wordml/cex" xmlns:w16cid="http://schemas.microsoft.com/office/word/2016/wordml/cid" xmlns:w16="http://schemas.microsoft.com/office/word/2018/wordml" xmlns:w16sdtdh="http://schemas.microsoft.com/office/word/2020/wordml/sdtdatahash" xmlns:w16se="http://schemas.microsoft.com/office/word/2015/wordml/symex" xmlns:wpg="http://schemas.microsoft.com/office/word/2010/wordprocessingGroup" xmlns:wpi="http://schemas.microsoft.com/office/word/2010/wordprocessingInk" xmlns:wne="http://schemas.microsoft.com/office/word/2006/wordml" xmlns:wps="http://schemas.microsoft.com/office/word/2010/wordprocessingShape" mc:Ignorable="w14 w15 w16se w16cid w16 w16cex w16sdtdh wp14">
+<w:endnotes xmlns:wpc="http://schemas.microsoft.com/office/word/2010/wordprocessingCanvas" xmlns:cx="http://schemas.microsoft.com/office/drawing/2014/chartex" xmlns:cx1="http://schemas.microsoft.com/office/drawing/2015/9/8/chartex" xmlns:cx2="http://schemas.microsoft.com/office/drawing/2015/10/21/chartex" xmlns:cx3="http://schemas.microsoft.com/office/drawing/2016/5/9/chartex" xmlns:cx4="http://schemas.microsoft.com/office/drawing/2016/5/10/chartex" xmlns:cx5="http://schemas.microsoft.com/office/drawing/2016/5/11/chartex" xmlns:cx6="http://schemas.microsoft.com/office/drawing/2016/5/12/chartex" xmlns:cx7="http://schemas.microsoft.com/office/drawing/2016/5/13/chartex" xmlns:cx8="http://schemas.microsoft.com/office/drawing/2016/5/14/chartex" xmlns:mc="http://schemas.openxmlformats.org/markup-compatibility/2006" xmlns:aink="http://schemas.microsoft.com/office/drawing/2016/ink" xmlns:am3d="http://schemas.microsoft.com/office/drawing/2017/model3d" xmlns:o="urn:schemas-microsoft-com:office:office" xmlns:oel="http://schemas.microsoft.com/office/2019/extlst" xmlns:r="http://schemas.openxmlformats.org/officeDocument/2006/relationships" xmlns:m="http://schemas.openxmlformats.org/officeDocument/2006/math" xmlns:v="urn:schemas-microsoft-com:vml" xmlns:wp14="http://schemas.microsoft.com/office/word/2010/wordprocessingDrawing" xmlns:wp="http://schemas.openxmlformats.org/drawingml/2006/wordprocessingDrawing" xmlns:w10="urn:schemas-microsoft-com:office:word" xmlns:w="http://schemas.openxmlformats.org/wordprocessingml/2006/main" xmlns:w14="http://schemas.microsoft.com/office/word/2010/wordml" xmlns:w15="http://schemas.microsoft.com/office/word/2012/wordml" xmlns:w16cex="http://schemas.microsoft.com/office/word/2018/wordml/cex" xmlns:w16cid="http://schemas.microsoft.com/office/word/2016/wordml/cid" xmlns:w16="http://schemas.microsoft.com/office/word/2018/wordml" xmlns:w16du="http://schemas.microsoft.com/office/word/2023/wordml/word16du" xmlns:w16sdtdh="http://schemas.microsoft.com/office/word/2020/wordml/sdtdatahash" xmlns:w16sdtfl="http://schemas.microsoft.com/office/word/2024/wordml/sdtformatlock" xmlns:w16se="http://schemas.microsoft.com/office/word/2015/wordml/symex" xmlns:wpg="http://schemas.microsoft.com/office/word/2010/wordprocessingGroup" xmlns:wpi="http://schemas.microsoft.com/office/word/2010/wordprocessingInk" xmlns:wne="http://schemas.microsoft.com/office/word/2006/wordml" xmlns:wps="http://schemas.microsoft.com/office/word/2010/wordprocessingShape" mc:Ignorable="w14 w15 w16se w16cid w16 w16cex w16sdtdh w16sdtfl w16du wp14">
   <w:endnote w:type="separator" w:id="-1">
     <w:p>
       <w:r>
@@ -6027,7 +6019,7 @@
 </file>
 
 <file path=word/footnotes.xml><?xml version="1.0" encoding="utf-8"?>
-<w:footnotes xmlns:wpc="http://schemas.microsoft.com/office/word/2010/wordprocessingCanvas" xmlns:cx="http://schemas.microsoft.com/office/drawing/2014/chartex" xmlns:cx1="http://schemas.microsoft.com/office/drawing/2015/9/8/chartex" xmlns:cx2="http://schemas.microsoft.com/office/drawing/2015/10/21/chartex" xmlns:cx3="http://schemas.microsoft.com/office/drawing/2016/5/9/chartex" xmlns:cx4="http://schemas.microsoft.com/office/drawing/2016/5/10/chartex" xmlns:cx5="http://schemas.microsoft.com/office/drawing/2016/5/11/chartex" xmlns:cx6="http://schemas.microsoft.com/office/drawing/2016/5/12/chartex" xmlns:cx7="http://schemas.microsoft.com/office/drawing/2016/5/13/chartex" xmlns:cx8="http://schemas.microsoft.com/office/drawing/2016/5/14/chartex" xmlns:mc="http://schemas.openxmlformats.org/markup-compatibility/2006" xmlns:aink="http://schemas.microsoft.com/office/drawing/2016/ink" xmlns:am3d="http://schemas.microsoft.com/office/drawing/2017/model3d" xmlns:o="urn:schemas-microsoft-com:office:office" xmlns:oel="http://schemas.microsoft.com/office/2019/extlst" xmlns:r="http://schemas.openxmlformats.org/officeDocument/2006/relationships" xmlns:m="http://schemas.openxmlformats.org/officeDocument/2006/math" xmlns:v="urn:schemas-microsoft-com:vml" xmlns:wp14="http://schemas.microsoft.com/office/word/2010/wordprocessingDrawing" xmlns:wp="http://schemas.openxmlformats.org/drawingml/2006/wordprocessingDrawing" xmlns:w10="urn:schemas-microsoft-com:office:word" xmlns:w="http://schemas.openxmlformats.org/wordprocessingml/2006/main" xmlns:w14="http://schemas.microsoft.com/office/word/2010/wordml" xmlns:w15="http://schemas.microsoft.com/office/word/2012/wordml" xmlns:w16cex="http://schemas.microsoft.com/office/word/2018/wordml/cex" xmlns:w16cid="http://schemas.microsoft.com/office/word/2016/wordml/cid" xmlns:w16="http://schemas.microsoft.com/office/word/2018/wordml" xmlns:w16sdtdh="http://schemas.microsoft.com/office/word/2020/wordml/sdtdatahash" xmlns:w16se="http://schemas.microsoft.com/office/word/2015/wordml/symex" xmlns:wpg="http://schemas.microsoft.com/office/word/2010/wordprocessingGroup" xmlns:wpi="http://schemas.microsoft.com/office/word/2010/wordprocessingInk" xmlns:wne="http://schemas.microsoft.com/office/word/2006/wordml" xmlns:wps="http://schemas.microsoft.com/office/word/2010/wordprocessingShape" mc:Ignorable="w14 w15 w16se w16cid w16 w16cex w16sdtdh wp14">
+<w:footnotes xmlns:wpc="http://schemas.microsoft.com/office/word/2010/wordprocessingCanvas" xmlns:cx="http://schemas.microsoft.com/office/drawing/2014/chartex" xmlns:cx1="http://schemas.microsoft.com/office/drawing/2015/9/8/chartex" xmlns:cx2="http://schemas.microsoft.com/office/drawing/2015/10/21/chartex" xmlns:cx3="http://schemas.microsoft.com/office/drawing/2016/5/9/chartex" xmlns:cx4="http://schemas.microsoft.com/office/drawing/2016/5/10/chartex" xmlns:cx5="http://schemas.microsoft.com/office/drawing/2016/5/11/chartex" xmlns:cx6="http://schemas.microsoft.com/office/drawing/2016/5/12/chartex" xmlns:cx7="http://schemas.microsoft.com/office/drawing/2016/5/13/chartex" xmlns:cx8="http://schemas.microsoft.com/office/drawing/2016/5/14/chartex" xmlns:mc="http://schemas.openxmlformats.org/markup-compatibility/2006" xmlns:aink="http://schemas.microsoft.com/office/drawing/2016/ink" xmlns:am3d="http://schemas.microsoft.com/office/drawing/2017/model3d" xmlns:o="urn:schemas-microsoft-com:office:office" xmlns:oel="http://schemas.microsoft.com/office/2019/extlst" xmlns:r="http://schemas.openxmlformats.org/officeDocument/2006/relationships" xmlns:m="http://schemas.openxmlformats.org/officeDocument/2006/math" xmlns:v="urn:schemas-microsoft-com:vml" xmlns:wp14="http://schemas.microsoft.com/office/word/2010/wordprocessingDrawing" xmlns:wp="http://schemas.openxmlformats.org/drawingml/2006/wordprocessingDrawing" xmlns:w10="urn:schemas-microsoft-com:office:word" xmlns:w="http://schemas.openxmlformats.org/wordprocessingml/2006/main" xmlns:w14="http://schemas.microsoft.com/office/word/2010/wordml" xmlns:w15="http://schemas.microsoft.com/office/word/2012/wordml" xmlns:w16cex="http://schemas.microsoft.com/office/word/2018/wordml/cex" xmlns:w16cid="http://schemas.microsoft.com/office/word/2016/wordml/cid" xmlns:w16="http://schemas.microsoft.com/office/word/2018/wordml" xmlns:w16du="http://schemas.microsoft.com/office/word/2023/wordml/word16du" xmlns:w16sdtdh="http://schemas.microsoft.com/office/word/2020/wordml/sdtdatahash" xmlns:w16sdtfl="http://schemas.microsoft.com/office/word/2024/wordml/sdtformatlock" xmlns:w16se="http://schemas.microsoft.com/office/word/2015/wordml/symex" xmlns:wpg="http://schemas.microsoft.com/office/word/2010/wordprocessingGroup" xmlns:wpi="http://schemas.microsoft.com/office/word/2010/wordprocessingInk" xmlns:wne="http://schemas.microsoft.com/office/word/2006/wordml" xmlns:wps="http://schemas.microsoft.com/office/word/2010/wordprocessingShape" mc:Ignorable="w14 w15 w16se w16cid w16 w16cex w16sdtdh w16sdtfl w16du wp14">
   <w:footnote w:type="separator" w:id="-1">
     <w:p>
       <w:pPr>
@@ -6059,7 +6051,7 @@
 </file>
 
 <file path=word/header1.xml><?xml version="1.0" encoding="utf-8"?>
-<w:hdr xmlns:wpc="http://schemas.microsoft.com/office/word/2010/wordprocessingCanvas" xmlns:cx="http://schemas.microsoft.com/office/drawing/2014/chartex" xmlns:cx1="http://schemas.microsoft.com/office/drawing/2015/9/8/chartex" xmlns:cx2="http://schemas.microsoft.com/office/drawing/2015/10/21/chartex" xmlns:cx3="http://schemas.microsoft.com/office/drawing/2016/5/9/chartex" xmlns:cx4="http://schemas.microsoft.com/office/drawing/2016/5/10/chartex" xmlns:cx5="http://schemas.microsoft.com/office/drawing/2016/5/11/chartex" xmlns:cx6="http://schemas.microsoft.com/office/drawing/2016/5/12/chartex" xmlns:cx7="http://schemas.microsoft.com/office/drawing/2016/5/13/chartex" xmlns:cx8="http://schemas.microsoft.com/office/drawing/2016/5/14/chartex" xmlns:mc="http://schemas.openxmlformats.org/markup-compatibility/2006" xmlns:aink="http://schemas.microsoft.com/office/drawing/2016/ink" xmlns:am3d="http://schemas.microsoft.com/office/drawing/2017/model3d" xmlns:o="urn:schemas-microsoft-com:office:office" xmlns:oel="http://schemas.microsoft.com/office/2019/extlst" xmlns:r="http://schemas.openxmlformats.org/officeDocument/2006/relationships" xmlns:m="http://schemas.openxmlformats.org/officeDocument/2006/math" xmlns:v="urn:schemas-microsoft-com:vml" xmlns:wp14="http://schemas.microsoft.com/office/word/2010/wordprocessingDrawing" xmlns:wp="http://schemas.openxmlformats.org/drawingml/2006/wordprocessingDrawing" xmlns:w10="urn:schemas-microsoft-com:office:word" xmlns:w="http://schemas.openxmlformats.org/wordprocessingml/2006/main" xmlns:w14="http://schemas.microsoft.com/office/word/2010/wordml" xmlns:w15="http://schemas.microsoft.com/office/word/2012/wordml" xmlns:w16cex="http://schemas.microsoft.com/office/word/2018/wordml/cex" xmlns:w16cid="http://schemas.microsoft.com/office/word/2016/wordml/cid" xmlns:w16="http://schemas.microsoft.com/office/word/2018/wordml" xmlns:w16sdtdh="http://schemas.microsoft.com/office/word/2020/wordml/sdtdatahash" xmlns:w16se="http://schemas.microsoft.com/office/word/2015/wordml/symex" xmlns:wpg="http://schemas.microsoft.com/office/word/2010/wordprocessingGroup" xmlns:wpi="http://schemas.microsoft.com/office/word/2010/wordprocessingInk" xmlns:wne="http://schemas.microsoft.com/office/word/2006/wordml" xmlns:wps="http://schemas.microsoft.com/office/word/2010/wordprocessingShape" mc:Ignorable="w14 w15 w16se w16cid w16 w16cex w16sdtdh wp14">
+<w:hdr xmlns:wpc="http://schemas.microsoft.com/office/word/2010/wordprocessingCanvas" xmlns:cx="http://schemas.microsoft.com/office/drawing/2014/chartex" xmlns:cx1="http://schemas.microsoft.com/office/drawing/2015/9/8/chartex" xmlns:cx2="http://schemas.microsoft.com/office/drawing/2015/10/21/chartex" xmlns:cx3="http://schemas.microsoft.com/office/drawing/2016/5/9/chartex" xmlns:cx4="http://schemas.microsoft.com/office/drawing/2016/5/10/chartex" xmlns:cx5="http://schemas.microsoft.com/office/drawing/2016/5/11/chartex" xmlns:cx6="http://schemas.microsoft.com/office/drawing/2016/5/12/chartex" xmlns:cx7="http://schemas.microsoft.com/office/drawing/2016/5/13/chartex" xmlns:cx8="http://schemas.microsoft.com/office/drawing/2016/5/14/chartex" xmlns:mc="http://schemas.openxmlformats.org/markup-compatibility/2006" xmlns:aink="http://schemas.microsoft.com/office/drawing/2016/ink" xmlns:am3d="http://schemas.microsoft.com/office/drawing/2017/model3d" xmlns:o="urn:schemas-microsoft-com:office:office" xmlns:oel="http://schemas.microsoft.com/office/2019/extlst" xmlns:r="http://schemas.openxmlformats.org/officeDocument/2006/relationships" xmlns:m="http://schemas.openxmlformats.org/officeDocument/2006/math" xmlns:v="urn:schemas-microsoft-com:vml" xmlns:wp14="http://schemas.microsoft.com/office/word/2010/wordprocessingDrawing" xmlns:wp="http://schemas.openxmlformats.org/drawingml/2006/wordprocessingDrawing" xmlns:w10="urn:schemas-microsoft-com:office:word" xmlns:w="http://schemas.openxmlformats.org/wordprocessingml/2006/main" xmlns:w14="http://schemas.microsoft.com/office/word/2010/wordml" xmlns:w15="http://schemas.microsoft.com/office/word/2012/wordml" xmlns:w16cex="http://schemas.microsoft.com/office/word/2018/wordml/cex" xmlns:w16cid="http://schemas.microsoft.com/office/word/2016/wordml/cid" xmlns:w16="http://schemas.microsoft.com/office/word/2018/wordml" xmlns:w16du="http://schemas.microsoft.com/office/word/2023/wordml/word16du" xmlns:w16sdtdh="http://schemas.microsoft.com/office/word/2020/wordml/sdtdatahash" xmlns:w16sdtfl="http://schemas.microsoft.com/office/word/2024/wordml/sdtformatlock" xmlns:w16se="http://schemas.microsoft.com/office/word/2015/wordml/symex" xmlns:wpg="http://schemas.microsoft.com/office/word/2010/wordprocessingGroup" xmlns:wpi="http://schemas.microsoft.com/office/word/2010/wordprocessingInk" xmlns:wne="http://schemas.microsoft.com/office/word/2006/wordml" xmlns:wps="http://schemas.microsoft.com/office/word/2010/wordprocessingShape" mc:Ignorable="w14 w15 w16se w16cid w16 w16cex w16sdtdh w16sdtfl w16du wp14">
   <w:p>
     <w:pPr>
       <w:pStyle w:val="Header"/>
@@ -6099,7 +6091,7 @@
 </file>
 
 <file path=word/header2.xml><?xml version="1.0" encoding="utf-8"?>
-<w:hdr xmlns:wpc="http://schemas.microsoft.com/office/word/2010/wordprocessingCanvas" xmlns:cx="http://schemas.microsoft.com/office/drawing/2014/chartex" xmlns:cx1="http://schemas.microsoft.com/office/drawing/2015/9/8/chartex" xmlns:cx2="http://schemas.microsoft.com/office/drawing/2015/10/21/chartex" xmlns:cx3="http://schemas.microsoft.com/office/drawing/2016/5/9/chartex" xmlns:cx4="http://schemas.microsoft.com/office/drawing/2016/5/10/chartex" xmlns:cx5="http://schemas.microsoft.com/office/drawing/2016/5/11/chartex" xmlns:cx6="http://schemas.microsoft.com/office/drawing/2016/5/12/chartex" xmlns:cx7="http://schemas.microsoft.com/office/drawing/2016/5/13/chartex" xmlns:cx8="http://schemas.microsoft.com/office/drawing/2016/5/14/chartex" xmlns:mc="http://schemas.openxmlformats.org/markup-compatibility/2006" xmlns:aink="http://schemas.microsoft.com/office/drawing/2016/ink" xmlns:am3d="http://schemas.microsoft.com/office/drawing/2017/model3d" xmlns:o="urn:schemas-microsoft-com:office:office" xmlns:oel="http://schemas.microsoft.com/office/2019/extlst" xmlns:r="http://schemas.openxmlformats.org/officeDocument/2006/relationships" xmlns:m="http://schemas.openxmlformats.org/officeDocument/2006/math" xmlns:v="urn:schemas-microsoft-com:vml" xmlns:wp14="http://schemas.microsoft.com/office/word/2010/wordprocessingDrawing" xmlns:wp="http://schemas.openxmlformats.org/drawingml/2006/wordprocessingDrawing" xmlns:w10="urn:schemas-microsoft-com:office:word" xmlns:w="http://schemas.openxmlformats.org/wordprocessingml/2006/main" xmlns:w14="http://schemas.microsoft.com/office/word/2010/wordml" xmlns:w15="http://schemas.microsoft.com/office/word/2012/wordml" xmlns:w16cex="http://schemas.microsoft.com/office/word/2018/wordml/cex" xmlns:w16cid="http://schemas.microsoft.com/office/word/2016/wordml/cid" xmlns:w16="http://schemas.microsoft.com/office/word/2018/wordml" xmlns:w16sdtdh="http://schemas.microsoft.com/office/word/2020/wordml/sdtdatahash" xmlns:w16se="http://schemas.microsoft.com/office/word/2015/wordml/symex" xmlns:wpg="http://schemas.microsoft.com/office/word/2010/wordprocessingGroup" xmlns:wpi="http://schemas.microsoft.com/office/word/2010/wordprocessingInk" xmlns:wne="http://schemas.microsoft.com/office/word/2006/wordml" xmlns:wps="http://schemas.microsoft.com/office/word/2010/wordprocessingShape" mc:Ignorable="w14 w15 w16se w16cid w16 w16cex w16sdtdh wp14">
+<w:hdr xmlns:wpc="http://schemas.microsoft.com/office/word/2010/wordprocessingCanvas" xmlns:cx="http://schemas.microsoft.com/office/drawing/2014/chartex" xmlns:cx1="http://schemas.microsoft.com/office/drawing/2015/9/8/chartex" xmlns:cx2="http://schemas.microsoft.com/office/drawing/2015/10/21/chartex" xmlns:cx3="http://schemas.microsoft.com/office/drawing/2016/5/9/chartex" xmlns:cx4="http://schemas.microsoft.com/office/drawing/2016/5/10/chartex" xmlns:cx5="http://schemas.microsoft.com/office/drawing/2016/5/11/chartex" xmlns:cx6="http://schemas.microsoft.com/office/drawing/2016/5/12/chartex" xmlns:cx7="http://schemas.microsoft.com/office/drawing/2016/5/13/chartex" xmlns:cx8="http://schemas.microsoft.com/office/drawing/2016/5/14/chartex" xmlns:mc="http://schemas.openxmlformats.org/markup-compatibility/2006" xmlns:aink="http://schemas.microsoft.com/office/drawing/2016/ink" xmlns:am3d="http://schemas.microsoft.com/office/drawing/2017/model3d" xmlns:o="urn:schemas-microsoft-com:office:office" xmlns:oel="http://schemas.microsoft.com/office/2019/extlst" xmlns:r="http://schemas.openxmlformats.org/officeDocument/2006/relationships" xmlns:m="http://schemas.openxmlformats.org/officeDocument/2006/math" xmlns:v="urn:schemas-microsoft-com:vml" xmlns:wp14="http://schemas.microsoft.com/office/word/2010/wordprocessingDrawing" xmlns:wp="http://schemas.openxmlformats.org/drawingml/2006/wordprocessingDrawing" xmlns:w10="urn:schemas-microsoft-com:office:word" xmlns:w="http://schemas.openxmlformats.org/wordprocessingml/2006/main" xmlns:w14="http://schemas.microsoft.com/office/word/2010/wordml" xmlns:w15="http://schemas.microsoft.com/office/word/2012/wordml" xmlns:w16cex="http://schemas.microsoft.com/office/word/2018/wordml/cex" xmlns:w16cid="http://schemas.microsoft.com/office/word/2016/wordml/cid" xmlns:w16="http://schemas.microsoft.com/office/word/2018/wordml" xmlns:w16du="http://schemas.microsoft.com/office/word/2023/wordml/word16du" xmlns:w16sdtdh="http://schemas.microsoft.com/office/word/2020/wordml/sdtdatahash" xmlns:w16sdtfl="http://schemas.microsoft.com/office/word/2024/wordml/sdtformatlock" xmlns:w16se="http://schemas.microsoft.com/office/word/2015/wordml/symex" xmlns:wpg="http://schemas.microsoft.com/office/word/2010/wordprocessingGroup" xmlns:wpi="http://schemas.microsoft.com/office/word/2010/wordprocessingInk" xmlns:wne="http://schemas.microsoft.com/office/word/2006/wordml" xmlns:wps="http://schemas.microsoft.com/office/word/2010/wordprocessingShape" mc:Ignorable="w14 w15 w16se w16cid w16 w16cex w16sdtdh w16sdtfl w16du wp14">
   <w:p>
     <w:pPr>
       <w:pStyle w:val="Header"/>
@@ -6140,7 +6132,7 @@
 </file>
 
 <file path=word/numbering.xml><?xml version="1.0" encoding="utf-8"?>
-<w:numbering xmlns:wpc="http://schemas.microsoft.com/office/word/2010/wordprocessingCanvas" xmlns:cx="http://schemas.microsoft.com/office/drawing/2014/chartex" xmlns:cx1="http://schemas.microsoft.com/office/drawing/2015/9/8/chartex" xmlns:cx2="http://schemas.microsoft.com/office/drawing/2015/10/21/chartex" xmlns:cx3="http://schemas.microsoft.com/office/drawing/2016/5/9/chartex" xmlns:cx4="http://schemas.microsoft.com/office/drawing/2016/5/10/chartex" xmlns:cx5="http://schemas.microsoft.com/office/drawing/2016/5/11/chartex" xmlns:cx6="http://schemas.microsoft.com/office/drawing/2016/5/12/chartex" xmlns:cx7="http://schemas.microsoft.com/office/drawing/2016/5/13/chartex" xmlns:cx8="http://schemas.microsoft.com/office/drawing/2016/5/14/chartex" xmlns:mc="http://schemas.openxmlformats.org/markup-compatibility/2006" xmlns:aink="http://schemas.microsoft.com/office/drawing/2016/ink" xmlns:am3d="http://schemas.microsoft.com/office/drawing/2017/model3d" xmlns:o="urn:schemas-microsoft-com:office:office" xmlns:oel="http://schemas.microsoft.com/office/2019/extlst" xmlns:r="http://schemas.openxmlformats.org/officeDocument/2006/relationships" xmlns:m="http://schemas.openxmlformats.org/officeDocument/2006/math" xmlns:v="urn:schemas-microsoft-com:vml" xmlns:wp14="http://schemas.microsoft.com/office/word/2010/wordprocessingDrawing" xmlns:wp="http://schemas.openxmlformats.org/drawingml/2006/wordprocessingDrawing" xmlns:w10="urn:schemas-microsoft-com:office:word" xmlns:w="http://schemas.openxmlformats.org/wordprocessingml/2006/main" xmlns:w14="http://schemas.microsoft.com/office/word/2010/wordml" xmlns:w15="http://schemas.microsoft.com/office/word/2012/wordml" xmlns:w16cex="http://schemas.microsoft.com/office/word/2018/wordml/cex" xmlns:w16cid="http://schemas.microsoft.com/office/word/2016/wordml/cid" xmlns:w16="http://schemas.microsoft.com/office/word/2018/wordml" xmlns:w16sdtdh="http://schemas.microsoft.com/office/word/2020/wordml/sdtdatahash" xmlns:w16se="http://schemas.microsoft.com/office/word/2015/wordml/symex" xmlns:wpg="http://schemas.microsoft.com/office/word/2010/wordprocessingGroup" xmlns:wpi="http://schemas.microsoft.com/office/word/2010/wordprocessingInk" xmlns:wne="http://schemas.microsoft.com/office/word/2006/wordml" xmlns:wps="http://schemas.microsoft.com/office/word/2010/wordprocessingShape" mc:Ignorable="w14 w15 w16se w16cid w16 w16cex w16sdtdh wp14">
+<w:numbering xmlns:wpc="http://schemas.microsoft.com/office/word/2010/wordprocessingCanvas" xmlns:cx="http://schemas.microsoft.com/office/drawing/2014/chartex" xmlns:cx1="http://schemas.microsoft.com/office/drawing/2015/9/8/chartex" xmlns:cx2="http://schemas.microsoft.com/office/drawing/2015/10/21/chartex" xmlns:cx3="http://schemas.microsoft.com/office/drawing/2016/5/9/chartex" xmlns:cx4="http://schemas.microsoft.com/office/drawing/2016/5/10/chartex" xmlns:cx5="http://schemas.microsoft.com/office/drawing/2016/5/11/chartex" xmlns:cx6="http://schemas.microsoft.com/office/drawing/2016/5/12/chartex" xmlns:cx7="http://schemas.microsoft.com/office/drawing/2016/5/13/chartex" xmlns:cx8="http://schemas.microsoft.com/office/drawing/2016/5/14/chartex" xmlns:mc="http://schemas.openxmlformats.org/markup-compatibility/2006" xmlns:aink="http://schemas.microsoft.com/office/drawing/2016/ink" xmlns:am3d="http://schemas.microsoft.com/office/drawing/2017/model3d" xmlns:o="urn:schemas-microsoft-com:office:office" xmlns:oel="http://schemas.microsoft.com/office/2019/extlst" xmlns:r="http://schemas.openxmlformats.org/officeDocument/2006/relationships" xmlns:m="http://schemas.openxmlformats.org/officeDocument/2006/math" xmlns:v="urn:schemas-microsoft-com:vml" xmlns:wp14="http://schemas.microsoft.com/office/word/2010/wordprocessingDrawing" xmlns:wp="http://schemas.openxmlformats.org/drawingml/2006/wordprocessingDrawing" xmlns:w10="urn:schemas-microsoft-com:office:word" xmlns:w="http://schemas.openxmlformats.org/wordprocessingml/2006/main" xmlns:w14="http://schemas.microsoft.com/office/word/2010/wordml" xmlns:w15="http://schemas.microsoft.com/office/word/2012/wordml" xmlns:w16cex="http://schemas.microsoft.com/office/word/2018/wordml/cex" xmlns:w16cid="http://schemas.microsoft.com/office/word/2016/wordml/cid" xmlns:w16="http://schemas.microsoft.com/office/word/2018/wordml" xmlns:w16du="http://schemas.microsoft.com/office/word/2023/wordml/word16du" xmlns:w16sdtdh="http://schemas.microsoft.com/office/word/2020/wordml/sdtdatahash" xmlns:w16sdtfl="http://schemas.microsoft.com/office/word/2024/wordml/sdtformatlock" xmlns:w16se="http://schemas.microsoft.com/office/word/2015/wordml/symex" xmlns:wpg="http://schemas.microsoft.com/office/word/2010/wordprocessingGroup" xmlns:wpi="http://schemas.microsoft.com/office/word/2010/wordprocessingInk" xmlns:wne="http://schemas.microsoft.com/office/word/2006/wordml" xmlns:wps="http://schemas.microsoft.com/office/word/2010/wordprocessingShape" mc:Ignorable="w14 w15 w16se w16cid w16 w16cex w16sdtdh w16sdtfl w16du wp14">
   <w:abstractNum w:abstractNumId="0" w15:restartNumberingAfterBreak="0">
     <w:nsid w:val="1F397F84"/>
     <w:multiLevelType w:val="multilevel"/>
@@ -6861,7 +6853,7 @@
 </file>
 
 <file path=word/people.xml><?xml version="1.0" encoding="utf-8"?>
-<w15:people xmlns:wpc="http://schemas.microsoft.com/office/word/2010/wordprocessingCanvas" xmlns:cx="http://schemas.microsoft.com/office/drawing/2014/chartex" xmlns:cx1="http://schemas.microsoft.com/office/drawing/2015/9/8/chartex" xmlns:cx2="http://schemas.microsoft.com/office/drawing/2015/10/21/chartex" xmlns:cx3="http://schemas.microsoft.com/office/drawing/2016/5/9/chartex" xmlns:cx4="http://schemas.microsoft.com/office/drawing/2016/5/10/chartex" xmlns:cx5="http://schemas.microsoft.com/office/drawing/2016/5/11/chartex" xmlns:cx6="http://schemas.microsoft.com/office/drawing/2016/5/12/chartex" xmlns:cx7="http://schemas.microsoft.com/office/drawing/2016/5/13/chartex" xmlns:cx8="http://schemas.microsoft.com/office/drawing/2016/5/14/chartex" xmlns:mc="http://schemas.openxmlformats.org/markup-compatibility/2006" xmlns:aink="http://schemas.microsoft.com/office/drawing/2016/ink" xmlns:am3d="http://schemas.microsoft.com/office/drawing/2017/model3d" xmlns:o="urn:schemas-microsoft-com:office:office" xmlns:oel="http://schemas.microsoft.com/office/2019/extlst" xmlns:r="http://schemas.openxmlformats.org/officeDocument/2006/relationships" xmlns:m="http://schemas.openxmlformats.org/officeDocument/2006/math" xmlns:v="urn:schemas-microsoft-com:vml" xmlns:wp14="http://schemas.microsoft.com/office/word/2010/wordprocessingDrawing" xmlns:wp="http://schemas.openxmlformats.org/drawingml/2006/wordprocessingDrawing" xmlns:w10="urn:schemas-microsoft-com:office:word" xmlns:w="http://schemas.openxmlformats.org/wordprocessingml/2006/main" xmlns:w14="http://schemas.microsoft.com/office/word/2010/wordml" xmlns:w15="http://schemas.microsoft.com/office/word/2012/wordml" xmlns:w16cex="http://schemas.microsoft.com/office/word/2018/wordml/cex" xmlns:w16cid="http://schemas.microsoft.com/office/word/2016/wordml/cid" xmlns:w16="http://schemas.microsoft.com/office/word/2018/wordml" xmlns:w16sdtdh="http://schemas.microsoft.com/office/word/2020/wordml/sdtdatahash" xmlns:w16se="http://schemas.microsoft.com/office/word/2015/wordml/symex" xmlns:wpg="http://schemas.microsoft.com/office/word/2010/wordprocessingGroup" xmlns:wpi="http://schemas.microsoft.com/office/word/2010/wordprocessingInk" xmlns:wne="http://schemas.microsoft.com/office/word/2006/wordml" xmlns:wps="http://schemas.microsoft.com/office/word/2010/wordprocessingShape" mc:Ignorable="w14 w15 w16se w16cid w16 w16cex w16sdtdh wp14">
+<w15:people xmlns:wpc="http://schemas.microsoft.com/office/word/2010/wordprocessingCanvas" xmlns:cx="http://schemas.microsoft.com/office/drawing/2014/chartex" xmlns:cx1="http://schemas.microsoft.com/office/drawing/2015/9/8/chartex" xmlns:cx2="http://schemas.microsoft.com/office/drawing/2015/10/21/chartex" xmlns:cx3="http://schemas.microsoft.com/office/drawing/2016/5/9/chartex" xmlns:cx4="http://schemas.microsoft.com/office/drawing/2016/5/10/chartex" xmlns:cx5="http://schemas.microsoft.com/office/drawing/2016/5/11/chartex" xmlns:cx6="http://schemas.microsoft.com/office/drawing/2016/5/12/chartex" xmlns:cx7="http://schemas.microsoft.com/office/drawing/2016/5/13/chartex" xmlns:cx8="http://schemas.microsoft.com/office/drawing/2016/5/14/chartex" xmlns:mc="http://schemas.openxmlformats.org/markup-compatibility/2006" xmlns:aink="http://schemas.microsoft.com/office/drawing/2016/ink" xmlns:am3d="http://schemas.microsoft.com/office/drawing/2017/model3d" xmlns:o="urn:schemas-microsoft-com:office:office" xmlns:oel="http://schemas.microsoft.com/office/2019/extlst" xmlns:r="http://schemas.openxmlformats.org/officeDocument/2006/relationships" xmlns:m="http://schemas.openxmlformats.org/officeDocument/2006/math" xmlns:v="urn:schemas-microsoft-com:vml" xmlns:wp14="http://schemas.microsoft.com/office/word/2010/wordprocessingDrawing" xmlns:wp="http://schemas.openxmlformats.org/drawingml/2006/wordprocessingDrawing" xmlns:w10="urn:schemas-microsoft-com:office:word" xmlns:w="http://schemas.openxmlformats.org/wordprocessingml/2006/main" xmlns:w14="http://schemas.microsoft.com/office/word/2010/wordml" xmlns:w15="http://schemas.microsoft.com/office/word/2012/wordml" xmlns:w16cex="http://schemas.microsoft.com/office/word/2018/wordml/cex" xmlns:w16cid="http://schemas.microsoft.com/office/word/2016/wordml/cid" xmlns:w16="http://schemas.microsoft.com/office/word/2018/wordml" xmlns:w16du="http://schemas.microsoft.com/office/word/2023/wordml/word16du" xmlns:w16sdtdh="http://schemas.microsoft.com/office/word/2020/wordml/sdtdatahash" xmlns:w16sdtfl="http://schemas.microsoft.com/office/word/2024/wordml/sdtformatlock" xmlns:w16se="http://schemas.microsoft.com/office/word/2015/wordml/symex" xmlns:wpg="http://schemas.microsoft.com/office/word/2010/wordprocessingGroup" xmlns:wpi="http://schemas.microsoft.com/office/word/2010/wordprocessingInk" xmlns:wne="http://schemas.microsoft.com/office/word/2006/wordml" xmlns:wps="http://schemas.microsoft.com/office/word/2010/wordprocessingShape" mc:Ignorable="w14 w15 w16se w16cid w16 w16cex w16sdtdh w16sdtfl w16du wp14">
   <w15:person w15:author="MARTINEZ SALCEDO, JOSEPH">
     <w15:presenceInfo w15:providerId="AD" w15:userId="S::jmart130@odu.edu::4d2c8988-b1c0-4e9d-83be-da9944182c7d"/>
   </w15:person>
@@ -6869,7 +6861,7 @@
 </file>
 
 <file path=word/styles.xml><?xml version="1.0" encoding="utf-8"?>
-<w:styles xmlns:mc="http://schemas.openxmlformats.org/markup-compatibility/2006" xmlns:r="http://schemas.openxmlformats.org/officeDocument/2006/relationships" xmlns:w="http://schemas.openxmlformats.org/wordprocessingml/2006/main" xmlns:w14="http://schemas.microsoft.com/office/word/2010/wordml" xmlns:w15="http://schemas.microsoft.com/office/word/2012/wordml" xmlns:w16cex="http://schemas.microsoft.com/office/word/2018/wordml/cex" xmlns:w16cid="http://schemas.microsoft.com/office/word/2016/wordml/cid" xmlns:w16="http://schemas.microsoft.com/office/word/2018/wordml" xmlns:w16sdtdh="http://schemas.microsoft.com/office/word/2020/wordml/sdtdatahash" xmlns:w16se="http://schemas.microsoft.com/office/word/2015/wordml/symex" mc:Ignorable="w14 w15 w16se w16cid w16 w16cex w16sdtdh">
+<w:styles xmlns:mc="http://schemas.openxmlformats.org/markup-compatibility/2006" xmlns:r="http://schemas.openxmlformats.org/officeDocument/2006/relationships" xmlns:w="http://schemas.openxmlformats.org/wordprocessingml/2006/main" xmlns:w14="http://schemas.microsoft.com/office/word/2010/wordml" xmlns:w15="http://schemas.microsoft.com/office/word/2012/wordml" xmlns:w16cex="http://schemas.microsoft.com/office/word/2018/wordml/cex" xmlns:w16cid="http://schemas.microsoft.com/office/word/2016/wordml/cid" xmlns:w16="http://schemas.microsoft.com/office/word/2018/wordml" xmlns:w16du="http://schemas.microsoft.com/office/word/2023/wordml/word16du" xmlns:w16sdtdh="http://schemas.microsoft.com/office/word/2020/wordml/sdtdatahash" xmlns:w16sdtfl="http://schemas.microsoft.com/office/word/2024/wordml/sdtformatlock" xmlns:w16se="http://schemas.microsoft.com/office/word/2015/wordml/symex" mc:Ignorable="w14 w15 w16se w16cid w16 w16cex w16sdtdh w16sdtfl w16du">
   <w:docDefaults>
     <w:rPrDefault>
       <w:rPr>
